--- a/DOC/REGLE FACTURE.docx
+++ b/DOC/REGLE FACTURE.docx
@@ -19,7 +19,23 @@
           <w:rFonts w:ascii="Times New Roman" w:eastAsia="Times New Roman" w:hAnsi="Times New Roman" w:cs="Times New Roman"/>
           <w:lang w:eastAsia="fr-FR"/>
         </w:rPr>
-        <w:t>Règles BLOQUANTES (Hard rules → rejet automatique)</w:t>
+        <w:t xml:space="preserve">Règles BLOQUANTES (Hard </w:t>
+      </w:r>
+      <w:proofErr w:type="spellStart"/>
+      <w:r>
+        <w:rPr>
+          <w:rFonts w:ascii="Times New Roman" w:eastAsia="Times New Roman" w:hAnsi="Times New Roman" w:cs="Times New Roman"/>
+          <w:lang w:eastAsia="fr-FR"/>
+        </w:rPr>
+        <w:t>rules</w:t>
+      </w:r>
+      <w:proofErr w:type="spellEnd"/>
+      <w:r>
+        <w:rPr>
+          <w:rFonts w:ascii="Times New Roman" w:eastAsia="Times New Roman" w:hAnsi="Times New Roman" w:cs="Times New Roman"/>
+          <w:lang w:eastAsia="fr-FR"/>
+        </w:rPr>
+        <w:t xml:space="preserve"> → rejet automatique)</w:t>
       </w:r>
     </w:p>
     <w:p>
@@ -1105,7 +1121,21 @@
         <w:rPr>
           <w:rFonts w:eastAsia="Times New Roman"/>
         </w:rPr>
-        <w:t>B. Règles de COHÉRENCE (Soft rules → score de risque)</w:t>
+        <w:t xml:space="preserve">B. Règles de COHÉRENCE (Soft </w:t>
+      </w:r>
+      <w:proofErr w:type="spellStart"/>
+      <w:r>
+        <w:rPr>
+          <w:rFonts w:eastAsia="Times New Roman"/>
+        </w:rPr>
+        <w:t>rules</w:t>
+      </w:r>
+      <w:proofErr w:type="spellEnd"/>
+      <w:r>
+        <w:rPr>
+          <w:rFonts w:eastAsia="Times New Roman"/>
+        </w:rPr>
+        <w:t xml:space="preserve"> → score de risque)</w:t>
       </w:r>
     </w:p>
     <w:p>
@@ -1789,7 +1819,21 @@
         <w:rPr>
           <w:rFonts w:eastAsia="Times New Roman"/>
         </w:rPr>
-        <w:t>C. Règles INFORMATIONNELLES (Audit / explicabilité)</w:t>
+        <w:t xml:space="preserve">C. Règles INFORMATIONNELLES (Audit / </w:t>
+      </w:r>
+      <w:proofErr w:type="spellStart"/>
+      <w:r>
+        <w:rPr>
+          <w:rFonts w:eastAsia="Times New Roman"/>
+        </w:rPr>
+        <w:t>explicabilité</w:t>
+      </w:r>
+      <w:proofErr w:type="spellEnd"/>
+      <w:r>
+        <w:rPr>
+          <w:rFonts w:eastAsia="Times New Roman"/>
+        </w:rPr>
+        <w:t>)</w:t>
       </w:r>
     </w:p>
     <w:tbl>
@@ -2086,7 +2130,15 @@
         <w:spacing w:before="100" w:beforeAutospacing="1" w:after="100" w:afterAutospacing="1"/>
       </w:pPr>
       <w:r>
-        <w:t xml:space="preserve">Ces features peuvent être calculées </w:t>
+        <w:t xml:space="preserve">Ces </w:t>
+      </w:r>
+      <w:proofErr w:type="spellStart"/>
+      <w:r>
+        <w:t>features</w:t>
+      </w:r>
+      <w:proofErr w:type="spellEnd"/>
+      <w:r>
+        <w:t xml:space="preserve"> peuvent être calculées </w:t>
       </w:r>
       <w:r>
         <w:rPr>
@@ -11380,6 +11432,7 @@
             <w:r>
               <w:rPr>
                 <w:rFonts w:eastAsia="Times New Roman"/>
+                <w:highlight w:val="yellow"/>
               </w:rPr>
               <w:t>verifierCompletude</w:t>
             </w:r>
@@ -11716,19 +11769,7 @@
               <w:rPr>
                 <w:rFonts w:eastAsia="Times New Roman"/>
               </w:rPr>
-              <w:t xml:space="preserve"> '</w:t>
-            </w:r>
-            <w:r>
-              <w:rPr>
-                <w:rFonts w:eastAsia="Times New Roman"/>
-              </w:rPr>
-              <w:t>fe</w:t>
-            </w:r>
-            <w:r>
-              <w:rPr>
-                <w:rFonts w:eastAsia="Times New Roman"/>
-              </w:rPr>
-              <w:t xml:space="preserve">male')  et si </w:t>
+              <w:t xml:space="preserve"> 'female')  et si </w:t>
             </w:r>
             <w:r>
               <w:rPr>
@@ -12001,10 +12042,13 @@
             <w:r>
               <w:rPr>
                 <w:rFonts w:eastAsia="Times New Roman"/>
+                <w:highlight w:val="yellow"/>
               </w:rPr>
               <w:lastRenderedPageBreak/>
               <w:t>verifierHospitalisation</w:t>
             </w:r>
+            <w:bookmarkStart w:id="0" w:name="_GoBack"/>
+            <w:bookmarkEnd w:id="0"/>
           </w:p>
         </w:tc>
         <w:tc>
@@ -12122,24 +12166,18 @@
               <w:rPr>
                 <w:rFonts w:eastAsia="Times New Roman"/>
               </w:rPr>
+              <w:t xml:space="preserve"> consultation_type</w:t>
+            </w:r>
+            <w:r>
+              <w:rPr>
+                <w:rFonts w:eastAsia="Times New Roman"/>
+              </w:rPr>
               <w:t xml:space="preserve"> </w:t>
             </w:r>
             <w:r>
               <w:rPr>
                 <w:rFonts w:eastAsia="Times New Roman"/>
               </w:rPr>
-              <w:t>consultation_type</w:t>
-            </w:r>
-            <w:r>
-              <w:rPr>
-                <w:rFonts w:eastAsia="Times New Roman"/>
-              </w:rPr>
-              <w:t xml:space="preserve"> </w:t>
-            </w:r>
-            <w:r>
-              <w:rPr>
-                <w:rFonts w:eastAsia="Times New Roman"/>
-              </w:rPr>
               <w:t xml:space="preserve">= </w:t>
             </w:r>
             <w:r>
@@ -12158,13 +12196,7 @@
               <w:rPr>
                 <w:rFonts w:eastAsia="Times New Roman"/>
               </w:rPr>
-              <w:t xml:space="preserve">type_prestation </w:t>
-            </w:r>
-            <w:r>
-              <w:rPr>
-                <w:rFonts w:eastAsia="Times New Roman"/>
-              </w:rPr>
-              <w:t>='soins curatifs en ambulatoire'</w:t>
+              <w:t>type_prestation ='soins curatifs en ambulatoire'</w:t>
             </w:r>
             <w:r>
               <w:rPr>
@@ -12205,6 +12237,7 @@
             <w:r>
               <w:rPr>
                 <w:rFonts w:eastAsia="Times New Roman"/>
+                <w:highlight w:val="yellow"/>
               </w:rPr>
               <w:t>verifierHospitalisationEtEvacuation</w:t>
             </w:r>
@@ -12323,13 +12356,7 @@
               <w:rPr>
                 <w:rFonts w:eastAsia="Times New Roman"/>
               </w:rPr>
-              <w:t xml:space="preserve">= </w:t>
-            </w:r>
-            <w:r>
-              <w:rPr>
-                <w:rFonts w:eastAsia="Times New Roman"/>
-              </w:rPr>
-              <w:t xml:space="preserve">3 </w:t>
+              <w:t xml:space="preserve">= 3 </w:t>
             </w:r>
             <w:r>
               <w:rPr>
@@ -13338,6 +13365,7 @@
             <w:r>
               <w:rPr>
                 <w:rFonts w:eastAsia="Times New Roman"/>
+                <w:highlight w:val="yellow"/>
               </w:rPr>
               <w:t>verifierMontantEvacuation</w:t>
             </w:r>
@@ -14138,6 +14166,7 @@
             <w:r>
               <w:rPr>
                 <w:rFonts w:eastAsia="Times New Roman"/>
+                <w:highlight w:val="yellow"/>
               </w:rPr>
               <w:lastRenderedPageBreak/>
               <w:t>verifierIncoherenceDateEntree</w:t>
@@ -14256,6 +14285,7 @@
             <w:r>
               <w:rPr>
                 <w:rFonts w:eastAsia="Times New Roman"/>
+                <w:highlight w:val="yellow"/>
               </w:rPr>
               <w:t>verifierIncoherenceDateSortie</w:t>
             </w:r>
@@ -14373,6 +14403,7 @@
             <w:r>
               <w:rPr>
                 <w:rFonts w:eastAsia="Times New Roman"/>
+                <w:highlight w:val="yellow"/>
               </w:rPr>
               <w:t>verifierChevauchementHospitalisation</w:t>
             </w:r>
@@ -14947,6 +14978,7 @@
             <w:r>
               <w:rPr>
                 <w:rFonts w:eastAsia="Times New Roman"/>
+                <w:highlight w:val="yellow"/>
               </w:rPr>
               <w:t>verifierChevauchementHospitalisation</w:t>
             </w:r>
@@ -14996,15 +15028,7 @@
               <w:rPr>
                 <w:rFonts w:eastAsia="Times New Roman"/>
               </w:rPr>
-              <w:t>$hospitalisation1['type_hospi'],                           $hospitalisation1['date_entree'],                        $hospitalisation1['date_sortie'],                               $hospitalisation2['type_hospi'],                               $hospitalisation2['date_entree'],</w:t>
-            </w:r>
-            <w:bookmarkStart w:id="0" w:name="_GoBack"/>
-            <w:bookmarkEnd w:id="0"/>
-            <w:r>
-              <w:rPr>
-                <w:rFonts w:eastAsia="Times New Roman"/>
-              </w:rPr>
-              <w:t xml:space="preserve">                              $hospitalisation2['date_sortie']</w:t>
+              <w:t>$hospitalisation1['type_hospi'],                           $hospitalisation1['date_entree'],                        $hospitalisation1['date_sortie'],                               $hospitalisation2['type_hospi'],                               $hospitalisation2['date_entree'],                              $hospitalisation2['date_sortie']</w:t>
             </w:r>
           </w:p>
         </w:tc>
@@ -15034,13 +15058,7 @@
               <w:rPr>
                 <w:rFonts w:eastAsia="Times New Roman"/>
               </w:rPr>
-              <w:t xml:space="preserve">Si </w:t>
-            </w:r>
-            <w:r>
-              <w:rPr>
-                <w:rFonts w:eastAsia="Times New Roman"/>
-              </w:rPr>
-              <w:t xml:space="preserve"> ($typeFs == 'CHR' || $typeFs == 'CHU') </w:t>
+              <w:t xml:space="preserve">Si  ($typeFs == 'CHR' || $typeFs == 'CHU') </w:t>
             </w:r>
           </w:p>
           <w:p>
@@ -15059,13 +15077,7 @@
               <w:rPr>
                 <w:rFonts w:eastAsia="Times New Roman"/>
               </w:rPr>
-              <w:t>if (!is_null($facture</w:t>
-            </w:r>
-            <w:r>
-              <w:rPr>
-                <w:rFonts w:eastAsia="Times New Roman"/>
-              </w:rPr>
-              <w:t>&gt;type_hospitalisation)) {</w:t>
+              <w:t>if (!is_null($facture&gt;type_hospitalisation)) {</w:t>
             </w:r>
           </w:p>
         </w:tc>

--- a/DOC/REGLE FACTURE.docx
+++ b/DOC/REGLE FACTURE.docx
@@ -11287,8 +11287,8 @@
         <w:gridCol w:w="1854"/>
         <w:gridCol w:w="2997"/>
         <w:gridCol w:w="3366"/>
-        <w:gridCol w:w="2063"/>
-        <w:gridCol w:w="4149"/>
+        <w:gridCol w:w="2977"/>
+        <w:gridCol w:w="3235"/>
       </w:tblGrid>
       <w:tr>
         <w:trPr>
@@ -11368,7 +11368,7 @@
         </w:tc>
         <w:tc>
           <w:tcPr>
-            <w:tcW w:w="2063" w:type="dxa"/>
+            <w:tcW w:w="2977" w:type="dxa"/>
             <w:hideMark/>
           </w:tcPr>
           <w:p>
@@ -11392,7 +11392,7 @@
         </w:tc>
         <w:tc>
           <w:tcPr>
-            <w:tcW w:w="4149" w:type="dxa"/>
+            <w:tcW w:w="3235" w:type="dxa"/>
           </w:tcPr>
           <w:p>
             <w:pPr>
@@ -11429,6 +11429,8 @@
                 <w:rFonts w:eastAsia="Times New Roman"/>
               </w:rPr>
             </w:pPr>
+            <w:proofErr w:type="spellStart"/>
+            <w:proofErr w:type="gramStart"/>
             <w:r>
               <w:rPr>
                 <w:rFonts w:eastAsia="Times New Roman"/>
@@ -11436,6 +11438,8 @@
               </w:rPr>
               <w:t>verifierCompletude</w:t>
             </w:r>
+            <w:proofErr w:type="spellEnd"/>
+            <w:proofErr w:type="gramEnd"/>
           </w:p>
         </w:tc>
         <w:tc>
@@ -11490,7 +11494,7 @@
         </w:tc>
         <w:tc>
           <w:tcPr>
-            <w:tcW w:w="2063" w:type="dxa"/>
+            <w:tcW w:w="2977" w:type="dxa"/>
             <w:hideMark/>
           </w:tcPr>
           <w:p>
@@ -11509,7 +11513,7 @@
         </w:tc>
         <w:tc>
           <w:tcPr>
-            <w:tcW w:w="4149" w:type="dxa"/>
+            <w:tcW w:w="3235" w:type="dxa"/>
           </w:tcPr>
           <w:p>
             <w:pPr>
@@ -11535,12 +11539,17 @@
                 <w:rFonts w:eastAsia="Times New Roman"/>
               </w:rPr>
             </w:pPr>
-            <w:r>
-              <w:rPr>
-                <w:rFonts w:eastAsia="Times New Roman"/>
+            <w:proofErr w:type="spellStart"/>
+            <w:proofErr w:type="gramStart"/>
+            <w:r>
+              <w:rPr>
+                <w:rFonts w:eastAsia="Times New Roman"/>
+                <w:highlight w:val="yellow"/>
               </w:rPr>
               <w:t>verifierIncoherenceSexe</w:t>
             </w:r>
+            <w:proofErr w:type="spellEnd"/>
+            <w:proofErr w:type="gramEnd"/>
           </w:p>
         </w:tc>
         <w:tc>
@@ -11658,7 +11667,7 @@
         </w:tc>
         <w:tc>
           <w:tcPr>
-            <w:tcW w:w="2063" w:type="dxa"/>
+            <w:tcW w:w="2977" w:type="dxa"/>
             <w:hideMark/>
           </w:tcPr>
           <w:p>
@@ -11677,7 +11686,7 @@
         </w:tc>
         <w:tc>
           <w:tcPr>
-            <w:tcW w:w="4149" w:type="dxa"/>
+            <w:tcW w:w="3235" w:type="dxa"/>
           </w:tcPr>
           <w:p>
             <w:pPr>
@@ -11814,12 +11823,15 @@
                 <w:rFonts w:eastAsia="Times New Roman"/>
               </w:rPr>
             </w:pPr>
-            <w:r>
-              <w:rPr>
-                <w:rFonts w:eastAsia="Times New Roman"/>
+            <w:proofErr w:type="spellStart"/>
+            <w:r>
+              <w:rPr>
+                <w:rFonts w:eastAsia="Times New Roman"/>
+                <w:highlight w:val="yellow"/>
               </w:rPr>
               <w:t>verifierIncoherenceFormationSanitaire</w:t>
             </w:r>
+            <w:proofErr w:type="spellEnd"/>
           </w:p>
         </w:tc>
         <w:tc>
@@ -11862,14 +11874,40 @@
               <w:rPr>
                 <w:rFonts w:eastAsia="Times New Roman"/>
               </w:rPr>
-              <w:t xml:space="preserve">     * CSPS ayant réalisé : césarienne, laparotomie pour </w:t>
+              <w:t xml:space="preserve">     * CSPS ayant réalisé : </w:t>
+            </w:r>
+            <w:r>
+              <w:rPr>
+                <w:rFonts w:eastAsia="Times New Roman"/>
+                <w:highlight w:val="yellow"/>
+              </w:rPr>
+              <w:t>césarienne</w:t>
+            </w:r>
+            <w:r>
+              <w:rPr>
+                <w:rFonts w:eastAsia="Times New Roman"/>
+              </w:rPr>
+              <w:t xml:space="preserve">, laparotomie pour </w:t>
             </w:r>
             <w:r>
               <w:rPr>
                 <w:rFonts w:eastAsia="Times New Roman"/>
               </w:rPr>
               <w:lastRenderedPageBreak/>
-              <w:t>rupture utérine, laparotomie pour GEU,</w:t>
+              <w:t xml:space="preserve">rupture utérine, </w:t>
+            </w:r>
+            <w:r>
+              <w:rPr>
+                <w:rFonts w:eastAsia="Times New Roman"/>
+                <w:highlight w:val="yellow"/>
+              </w:rPr>
+              <w:t>laparotomie pour GEU</w:t>
+            </w:r>
+            <w:r>
+              <w:rPr>
+                <w:rFonts w:eastAsia="Times New Roman"/>
+              </w:rPr>
+              <w:t>,</w:t>
             </w:r>
           </w:p>
           <w:p>
@@ -11895,7 +11933,27 @@
               <w:rPr>
                 <w:rFonts w:eastAsia="Times New Roman"/>
               </w:rPr>
-              <w:t xml:space="preserve">     * Résection à l'anse diathermique, cryothérapie</w:t>
+              <w:t xml:space="preserve">     * </w:t>
+            </w:r>
+            <w:r>
+              <w:rPr>
+                <w:rFonts w:eastAsia="Times New Roman"/>
+                <w:highlight w:val="yellow"/>
+              </w:rPr>
+              <w:t>Résection à l'anse diathermique</w:t>
+            </w:r>
+            <w:r>
+              <w:rPr>
+                <w:rFonts w:eastAsia="Times New Roman"/>
+              </w:rPr>
+              <w:t xml:space="preserve">, </w:t>
+            </w:r>
+            <w:r>
+              <w:rPr>
+                <w:rFonts w:eastAsia="Times New Roman"/>
+                <w:highlight w:val="yellow"/>
+              </w:rPr>
+              <w:t>cryothérapie</w:t>
             </w:r>
           </w:p>
         </w:tc>
@@ -11921,7 +11979,7 @@
         </w:tc>
         <w:tc>
           <w:tcPr>
-            <w:tcW w:w="2063" w:type="dxa"/>
+            <w:tcW w:w="2977" w:type="dxa"/>
             <w:hideMark/>
           </w:tcPr>
           <w:p>
@@ -11940,7 +11998,7 @@
         </w:tc>
         <w:tc>
           <w:tcPr>
-            <w:tcW w:w="4149" w:type="dxa"/>
+            <w:tcW w:w="3235" w:type="dxa"/>
           </w:tcPr>
           <w:p>
             <w:pPr>
@@ -12000,25 +12058,19 @@
               <w:rPr>
                 <w:rFonts w:eastAsia="Times New Roman"/>
               </w:rPr>
-              <w:t xml:space="preserve">('Cure de fistule recto </w:t>
+              <w:t>('Cure de fistule recto vaginale'),</w:t>
+            </w:r>
+            <w:r>
+              <w:rPr>
+                <w:rFonts w:eastAsia="Times New Roman"/>
+              </w:rPr>
+              <w:t xml:space="preserve"> </w:t>
             </w:r>
             <w:r>
               <w:rPr>
                 <w:rFonts w:eastAsia="Times New Roman"/>
               </w:rPr>
               <w:lastRenderedPageBreak/>
-              <w:t>vaginale'),</w:t>
-            </w:r>
-            <w:r>
-              <w:rPr>
-                <w:rFonts w:eastAsia="Times New Roman"/>
-              </w:rPr>
-              <w:t xml:space="preserve"> </w:t>
-            </w:r>
-            <w:r>
-              <w:rPr>
-                <w:rFonts w:eastAsia="Times New Roman"/>
-              </w:rPr>
               <w:t>('Cure de fistule vésico-vaginale'),</w:t>
             </w:r>
           </w:p>
@@ -12039,6 +12091,8 @@
                 <w:rFonts w:eastAsia="Times New Roman"/>
               </w:rPr>
             </w:pPr>
+            <w:proofErr w:type="spellStart"/>
+            <w:proofErr w:type="gramStart"/>
             <w:r>
               <w:rPr>
                 <w:rFonts w:eastAsia="Times New Roman"/>
@@ -12047,8 +12101,8 @@
               <w:lastRenderedPageBreak/>
               <w:t>verifierHospitalisation</w:t>
             </w:r>
-            <w:bookmarkStart w:id="0" w:name="_GoBack"/>
-            <w:bookmarkEnd w:id="0"/>
+            <w:proofErr w:type="spellEnd"/>
+            <w:proofErr w:type="gramEnd"/>
           </w:p>
         </w:tc>
         <w:tc>
@@ -12129,7 +12183,7 @@
         </w:tc>
         <w:tc>
           <w:tcPr>
-            <w:tcW w:w="2063" w:type="dxa"/>
+            <w:tcW w:w="2977" w:type="dxa"/>
             <w:hideMark/>
           </w:tcPr>
           <w:p>
@@ -12148,7 +12202,7 @@
         </w:tc>
         <w:tc>
           <w:tcPr>
-            <w:tcW w:w="4149" w:type="dxa"/>
+            <w:tcW w:w="3235" w:type="dxa"/>
           </w:tcPr>
           <w:p>
             <w:pPr>
@@ -12234,6 +12288,8 @@
                 <w:rFonts w:eastAsia="Times New Roman"/>
               </w:rPr>
             </w:pPr>
+            <w:proofErr w:type="spellStart"/>
+            <w:proofErr w:type="gramStart"/>
             <w:r>
               <w:rPr>
                 <w:rFonts w:eastAsia="Times New Roman"/>
@@ -12241,6 +12297,8 @@
               </w:rPr>
               <w:t>verifierHospitalisationEtEvacuation</w:t>
             </w:r>
+            <w:proofErr w:type="spellEnd"/>
+            <w:proofErr w:type="gramEnd"/>
           </w:p>
         </w:tc>
         <w:tc>
@@ -12307,7 +12365,7 @@
         </w:tc>
         <w:tc>
           <w:tcPr>
-            <w:tcW w:w="2063" w:type="dxa"/>
+            <w:tcW w:w="2977" w:type="dxa"/>
             <w:hideMark/>
           </w:tcPr>
           <w:p>
@@ -12326,7 +12384,7 @@
         </w:tc>
         <w:tc>
           <w:tcPr>
-            <w:tcW w:w="4149" w:type="dxa"/>
+            <w:tcW w:w="3235" w:type="dxa"/>
           </w:tcPr>
           <w:p>
             <w:pPr>
@@ -12413,12 +12471,17 @@
                 <w:rFonts w:eastAsia="Times New Roman"/>
               </w:rPr>
             </w:pPr>
-            <w:r>
-              <w:rPr>
-                <w:rFonts w:eastAsia="Times New Roman"/>
+            <w:proofErr w:type="spellStart"/>
+            <w:proofErr w:type="gramStart"/>
+            <w:r>
+              <w:rPr>
+                <w:rFonts w:eastAsia="Times New Roman"/>
+                <w:highlight w:val="yellow"/>
               </w:rPr>
               <w:t>verifierPrestationEnfant</w:t>
             </w:r>
+            <w:proofErr w:type="spellEnd"/>
+            <w:proofErr w:type="gramEnd"/>
           </w:p>
         </w:tc>
         <w:tc>
@@ -12504,7 +12567,7 @@
         </w:tc>
         <w:tc>
           <w:tcPr>
-            <w:tcW w:w="2063" w:type="dxa"/>
+            <w:tcW w:w="2977" w:type="dxa"/>
             <w:hideMark/>
           </w:tcPr>
           <w:p>
@@ -12523,7 +12586,7 @@
         </w:tc>
         <w:tc>
           <w:tcPr>
-            <w:tcW w:w="4149" w:type="dxa"/>
+            <w:tcW w:w="3235" w:type="dxa"/>
           </w:tcPr>
           <w:p>
             <w:pPr>
@@ -12623,12 +12686,17 @@
                 <w:rFonts w:eastAsia="Times New Roman"/>
               </w:rPr>
             </w:pPr>
-            <w:r>
-              <w:rPr>
-                <w:rFonts w:eastAsia="Times New Roman"/>
+            <w:proofErr w:type="spellStart"/>
+            <w:proofErr w:type="gramStart"/>
+            <w:r>
+              <w:rPr>
+                <w:rFonts w:eastAsia="Times New Roman"/>
+                <w:highlight w:val="red"/>
               </w:rPr>
               <w:t>verifierQuantiteProduit</w:t>
             </w:r>
+            <w:proofErr w:type="spellEnd"/>
+            <w:proofErr w:type="gramEnd"/>
           </w:p>
         </w:tc>
         <w:tc>
@@ -12683,7 +12751,7 @@
         </w:tc>
         <w:tc>
           <w:tcPr>
-            <w:tcW w:w="2063" w:type="dxa"/>
+            <w:tcW w:w="2977" w:type="dxa"/>
             <w:hideMark/>
           </w:tcPr>
           <w:p>
@@ -12702,7 +12770,7 @@
         </w:tc>
         <w:tc>
           <w:tcPr>
-            <w:tcW w:w="4149" w:type="dxa"/>
+            <w:tcW w:w="3235" w:type="dxa"/>
           </w:tcPr>
           <w:p>
             <w:pPr>
@@ -12770,13 +12838,18 @@
                 <w:rFonts w:eastAsia="Times New Roman"/>
               </w:rPr>
             </w:pPr>
-            <w:r>
-              <w:rPr>
-                <w:rFonts w:eastAsia="Times New Roman"/>
+            <w:proofErr w:type="spellStart"/>
+            <w:proofErr w:type="gramStart"/>
+            <w:r>
+              <w:rPr>
+                <w:rFonts w:eastAsia="Times New Roman"/>
+                <w:highlight w:val="red"/>
               </w:rPr>
               <w:lastRenderedPageBreak/>
               <w:t>verifierQuantiteActe</w:t>
             </w:r>
+            <w:proofErr w:type="spellEnd"/>
+            <w:proofErr w:type="gramEnd"/>
           </w:p>
         </w:tc>
         <w:tc>
@@ -12831,7 +12904,7 @@
         </w:tc>
         <w:tc>
           <w:tcPr>
-            <w:tcW w:w="2063" w:type="dxa"/>
+            <w:tcW w:w="2977" w:type="dxa"/>
             <w:hideMark/>
           </w:tcPr>
           <w:p>
@@ -12850,7 +12923,7 @@
         </w:tc>
         <w:tc>
           <w:tcPr>
-            <w:tcW w:w="4149" w:type="dxa"/>
+            <w:tcW w:w="3235" w:type="dxa"/>
           </w:tcPr>
           <w:p>
             <w:pPr>
@@ -12900,12 +12973,17 @@
                 <w:rFonts w:eastAsia="Times New Roman"/>
               </w:rPr>
             </w:pPr>
-            <w:r>
-              <w:rPr>
-                <w:rFonts w:eastAsia="Times New Roman"/>
+            <w:proofErr w:type="spellStart"/>
+            <w:proofErr w:type="gramStart"/>
+            <w:r>
+              <w:rPr>
+                <w:rFonts w:eastAsia="Times New Roman"/>
+                <w:highlight w:val="red"/>
               </w:rPr>
               <w:t>verifierQuantiteExamen</w:t>
             </w:r>
+            <w:proofErr w:type="spellEnd"/>
+            <w:proofErr w:type="gramEnd"/>
           </w:p>
         </w:tc>
         <w:tc>
@@ -12961,7 +13039,7 @@
         </w:tc>
         <w:tc>
           <w:tcPr>
-            <w:tcW w:w="2063" w:type="dxa"/>
+            <w:tcW w:w="2977" w:type="dxa"/>
             <w:hideMark/>
           </w:tcPr>
           <w:p>
@@ -12980,7 +13058,7 @@
         </w:tc>
         <w:tc>
           <w:tcPr>
-            <w:tcW w:w="4149" w:type="dxa"/>
+            <w:tcW w:w="3235" w:type="dxa"/>
           </w:tcPr>
           <w:p>
             <w:pPr>
@@ -13060,12 +13138,17 @@
                 <w:rFonts w:eastAsia="Times New Roman"/>
               </w:rPr>
             </w:pPr>
-            <w:r>
-              <w:rPr>
-                <w:rFonts w:eastAsia="Times New Roman"/>
+            <w:proofErr w:type="spellStart"/>
+            <w:proofErr w:type="gramStart"/>
+            <w:r>
+              <w:rPr>
+                <w:rFonts w:eastAsia="Times New Roman"/>
+                <w:highlight w:val="red"/>
               </w:rPr>
               <w:t>verifierNbreJourHospitalisation</w:t>
             </w:r>
+            <w:proofErr w:type="spellEnd"/>
+            <w:proofErr w:type="gramEnd"/>
           </w:p>
         </w:tc>
         <w:tc>
@@ -13114,7 +13197,7 @@
         </w:tc>
         <w:tc>
           <w:tcPr>
-            <w:tcW w:w="2063" w:type="dxa"/>
+            <w:tcW w:w="2977" w:type="dxa"/>
             <w:hideMark/>
           </w:tcPr>
           <w:p>
@@ -13133,7 +13216,7 @@
         </w:tc>
         <w:tc>
           <w:tcPr>
-            <w:tcW w:w="4149" w:type="dxa"/>
+            <w:tcW w:w="3235" w:type="dxa"/>
           </w:tcPr>
           <w:p>
             <w:pPr>
@@ -13159,12 +13242,17 @@
                 <w:rFonts w:eastAsia="Times New Roman"/>
               </w:rPr>
             </w:pPr>
-            <w:r>
-              <w:rPr>
-                <w:rFonts w:eastAsia="Times New Roman"/>
+            <w:proofErr w:type="spellStart"/>
+            <w:proofErr w:type="gramStart"/>
+            <w:r>
+              <w:rPr>
+                <w:rFonts w:eastAsia="Times New Roman"/>
+                <w:highlight w:val="red"/>
               </w:rPr>
               <w:t>verifierExamenHospitalisation</w:t>
             </w:r>
+            <w:proofErr w:type="spellEnd"/>
+            <w:proofErr w:type="gramEnd"/>
           </w:p>
         </w:tc>
         <w:tc>
@@ -13243,7 +13331,7 @@
         </w:tc>
         <w:tc>
           <w:tcPr>
-            <w:tcW w:w="2063" w:type="dxa"/>
+            <w:tcW w:w="2977" w:type="dxa"/>
             <w:hideMark/>
           </w:tcPr>
           <w:p>
@@ -13262,7 +13350,7 @@
         </w:tc>
         <w:tc>
           <w:tcPr>
-            <w:tcW w:w="4149" w:type="dxa"/>
+            <w:tcW w:w="3235" w:type="dxa"/>
           </w:tcPr>
           <w:p>
             <w:pPr>
@@ -13362,6 +13450,8 @@
                 <w:rFonts w:eastAsia="Times New Roman"/>
               </w:rPr>
             </w:pPr>
+            <w:proofErr w:type="spellStart"/>
+            <w:proofErr w:type="gramStart"/>
             <w:r>
               <w:rPr>
                 <w:rFonts w:eastAsia="Times New Roman"/>
@@ -13369,6 +13459,8 @@
               </w:rPr>
               <w:t>verifierMontantEvacuation</w:t>
             </w:r>
+            <w:proofErr w:type="spellEnd"/>
+            <w:proofErr w:type="gramEnd"/>
           </w:p>
         </w:tc>
         <w:tc>
@@ -13423,7 +13515,7 @@
         </w:tc>
         <w:tc>
           <w:tcPr>
-            <w:tcW w:w="2063" w:type="dxa"/>
+            <w:tcW w:w="2977" w:type="dxa"/>
             <w:hideMark/>
           </w:tcPr>
           <w:p>
@@ -13442,7 +13534,7 @@
         </w:tc>
         <w:tc>
           <w:tcPr>
-            <w:tcW w:w="4149" w:type="dxa"/>
+            <w:tcW w:w="3235" w:type="dxa"/>
           </w:tcPr>
           <w:p>
             <w:pPr>
@@ -13480,12 +13572,17 @@
                 <w:rFonts w:eastAsia="Times New Roman"/>
               </w:rPr>
             </w:pPr>
-            <w:r>
-              <w:rPr>
-                <w:rFonts w:eastAsia="Times New Roman"/>
+            <w:proofErr w:type="spellStart"/>
+            <w:proofErr w:type="gramStart"/>
+            <w:r>
+              <w:rPr>
+                <w:rFonts w:eastAsia="Times New Roman"/>
+                <w:highlight w:val="red"/>
               </w:rPr>
               <w:t>verifierActesNonCumulatifs</w:t>
             </w:r>
+            <w:proofErr w:type="spellEnd"/>
+            <w:proofErr w:type="gramEnd"/>
           </w:p>
         </w:tc>
         <w:tc>
@@ -13528,14 +13625,14 @@
               <w:rPr>
                 <w:rFonts w:eastAsia="Times New Roman"/>
               </w:rPr>
-              <w:t xml:space="preserve"> "Accouchement" = acte principal intégrant les actes </w:t>
+              <w:t xml:space="preserve"> "Accouchement" = acte principal intégrant les actes accessoires de "Délivrance </w:t>
             </w:r>
             <w:r>
               <w:rPr>
                 <w:rFonts w:eastAsia="Times New Roman"/>
               </w:rPr>
               <w:lastRenderedPageBreak/>
-              <w:t>accessoires de "Délivrance Artificielle + Révision Utérine" ; "Tension artérielle" ;</w:t>
+              <w:t>Artificielle + Révision Utérine" ; "Tension artérielle" ;</w:t>
             </w:r>
             <w:r>
               <w:rPr>
@@ -13586,7 +13683,7 @@
         </w:tc>
         <w:tc>
           <w:tcPr>
-            <w:tcW w:w="2063" w:type="dxa"/>
+            <w:tcW w:w="2977" w:type="dxa"/>
             <w:hideMark/>
           </w:tcPr>
           <w:p>
@@ -13605,7 +13702,7 @@
         </w:tc>
         <w:tc>
           <w:tcPr>
-            <w:tcW w:w="4149" w:type="dxa"/>
+            <w:tcW w:w="3235" w:type="dxa"/>
           </w:tcPr>
           <w:p>
             <w:pPr>
@@ -13682,20 +13779,20 @@
               <w:rPr>
                 <w:rFonts w:eastAsia="Times New Roman"/>
               </w:rPr>
+              <w:t xml:space="preserve">                'consultation'</w:t>
+            </w:r>
+          </w:p>
+          <w:p>
+            <w:pPr>
+              <w:rPr>
+                <w:rFonts w:eastAsia="Times New Roman"/>
+              </w:rPr>
+            </w:pPr>
+            <w:r>
+              <w:rPr>
+                <w:rFonts w:eastAsia="Times New Roman"/>
+              </w:rPr>
               <w:lastRenderedPageBreak/>
-              <w:t xml:space="preserve">                'consultation'</w:t>
-            </w:r>
-          </w:p>
-          <w:p>
-            <w:pPr>
-              <w:rPr>
-                <w:rFonts w:eastAsia="Times New Roman"/>
-              </w:rPr>
-            </w:pPr>
-            <w:r>
-              <w:rPr>
-                <w:rFonts w:eastAsia="Times New Roman"/>
-              </w:rPr>
               <w:t xml:space="preserve">            ],</w:t>
             </w:r>
           </w:p>
@@ -13766,15 +13863,21 @@
             <w:pPr>
               <w:rPr>
                 <w:rFonts w:eastAsia="Times New Roman"/>
-              </w:rPr>
-            </w:pPr>
-            <w:r>
-              <w:rPr>
-                <w:rFonts w:eastAsia="Times New Roman"/>
+                <w:highlight w:val="red"/>
+              </w:rPr>
+            </w:pPr>
+            <w:proofErr w:type="spellStart"/>
+            <w:proofErr w:type="gramStart"/>
+            <w:r>
+              <w:rPr>
+                <w:rFonts w:eastAsia="Times New Roman"/>
+                <w:highlight w:val="red"/>
               </w:rPr>
               <w:lastRenderedPageBreak/>
               <w:t>verifierActesAssocies</w:t>
             </w:r>
+            <w:proofErr w:type="spellEnd"/>
+            <w:proofErr w:type="gramEnd"/>
           </w:p>
         </w:tc>
         <w:tc>
@@ -13829,7 +13932,7 @@
         </w:tc>
         <w:tc>
           <w:tcPr>
-            <w:tcW w:w="2063" w:type="dxa"/>
+            <w:tcW w:w="2977" w:type="dxa"/>
             <w:hideMark/>
           </w:tcPr>
           <w:p>
@@ -13848,7 +13951,7 @@
         </w:tc>
         <w:tc>
           <w:tcPr>
-            <w:tcW w:w="4149" w:type="dxa"/>
+            <w:tcW w:w="3235" w:type="dxa"/>
           </w:tcPr>
           <w:p>
             <w:pPr>
@@ -13903,14 +14006,20 @@
             <w:pPr>
               <w:rPr>
                 <w:rFonts w:eastAsia="Times New Roman"/>
-              </w:rPr>
-            </w:pPr>
-            <w:r>
-              <w:rPr>
-                <w:rFonts w:eastAsia="Times New Roman"/>
+                <w:highlight w:val="red"/>
+              </w:rPr>
+            </w:pPr>
+            <w:proofErr w:type="spellStart"/>
+            <w:proofErr w:type="gramStart"/>
+            <w:r>
+              <w:rPr>
+                <w:rFonts w:eastAsia="Times New Roman"/>
+                <w:highlight w:val="red"/>
               </w:rPr>
               <w:t>verifierActesExclusifs</w:t>
             </w:r>
+            <w:proofErr w:type="spellEnd"/>
+            <w:proofErr w:type="gramEnd"/>
           </w:p>
         </w:tc>
         <w:tc>
@@ -13965,7 +14074,7 @@
         </w:tc>
         <w:tc>
           <w:tcPr>
-            <w:tcW w:w="2063" w:type="dxa"/>
+            <w:tcW w:w="2977" w:type="dxa"/>
             <w:hideMark/>
           </w:tcPr>
           <w:p>
@@ -13984,7 +14093,7 @@
         </w:tc>
         <w:tc>
           <w:tcPr>
-            <w:tcW w:w="4149" w:type="dxa"/>
+            <w:tcW w:w="3235" w:type="dxa"/>
           </w:tcPr>
           <w:p>
             <w:pPr>
@@ -14022,12 +14131,19 @@
                 <w:rFonts w:eastAsia="Times New Roman"/>
               </w:rPr>
             </w:pPr>
-            <w:r>
-              <w:rPr>
-                <w:rFonts w:eastAsia="Times New Roman"/>
+            <w:bookmarkStart w:id="0" w:name="_GoBack"/>
+            <w:bookmarkEnd w:id="0"/>
+            <w:proofErr w:type="spellStart"/>
+            <w:proofErr w:type="gramStart"/>
+            <w:r>
+              <w:rPr>
+                <w:rFonts w:eastAsia="Times New Roman"/>
+                <w:highlight w:val="yellow"/>
               </w:rPr>
               <w:t>verifierIncoherenceEvacuation</w:t>
             </w:r>
+            <w:proofErr w:type="spellEnd"/>
+            <w:proofErr w:type="gramEnd"/>
           </w:p>
         </w:tc>
         <w:tc>
@@ -14094,7 +14210,7 @@
         </w:tc>
         <w:tc>
           <w:tcPr>
-            <w:tcW w:w="2063" w:type="dxa"/>
+            <w:tcW w:w="2977" w:type="dxa"/>
             <w:hideMark/>
           </w:tcPr>
           <w:p>
@@ -14113,7 +14229,7 @@
         </w:tc>
         <w:tc>
           <w:tcPr>
-            <w:tcW w:w="4149" w:type="dxa"/>
+            <w:tcW w:w="3235" w:type="dxa"/>
           </w:tcPr>
           <w:p>
             <w:pPr>
@@ -14163,6 +14279,8 @@
                 <w:rFonts w:eastAsia="Times New Roman"/>
               </w:rPr>
             </w:pPr>
+            <w:proofErr w:type="spellStart"/>
+            <w:proofErr w:type="gramStart"/>
             <w:r>
               <w:rPr>
                 <w:rFonts w:eastAsia="Times New Roman"/>
@@ -14171,6 +14289,8 @@
               <w:lastRenderedPageBreak/>
               <w:t>verifierIncoherenceDateEntree</w:t>
             </w:r>
+            <w:proofErr w:type="spellEnd"/>
+            <w:proofErr w:type="gramEnd"/>
           </w:p>
         </w:tc>
         <w:tc>
@@ -14225,7 +14345,7 @@
         </w:tc>
         <w:tc>
           <w:tcPr>
-            <w:tcW w:w="2063" w:type="dxa"/>
+            <w:tcW w:w="2977" w:type="dxa"/>
             <w:hideMark/>
           </w:tcPr>
           <w:p>
@@ -14244,7 +14364,7 @@
         </w:tc>
         <w:tc>
           <w:tcPr>
-            <w:tcW w:w="4149" w:type="dxa"/>
+            <w:tcW w:w="3235" w:type="dxa"/>
           </w:tcPr>
           <w:p>
             <w:pPr>
@@ -14282,6 +14402,8 @@
                 <w:rFonts w:eastAsia="Times New Roman"/>
               </w:rPr>
             </w:pPr>
+            <w:proofErr w:type="spellStart"/>
+            <w:proofErr w:type="gramStart"/>
             <w:r>
               <w:rPr>
                 <w:rFonts w:eastAsia="Times New Roman"/>
@@ -14289,6 +14411,8 @@
               </w:rPr>
               <w:t>verifierIncoherenceDateSortie</w:t>
             </w:r>
+            <w:proofErr w:type="spellEnd"/>
+            <w:proofErr w:type="gramEnd"/>
           </w:p>
         </w:tc>
         <w:tc>
@@ -14343,7 +14467,7 @@
         </w:tc>
         <w:tc>
           <w:tcPr>
-            <w:tcW w:w="2063" w:type="dxa"/>
+            <w:tcW w:w="2977" w:type="dxa"/>
             <w:hideMark/>
           </w:tcPr>
           <w:p>
@@ -14362,7 +14486,7 @@
         </w:tc>
         <w:tc>
           <w:tcPr>
-            <w:tcW w:w="4149" w:type="dxa"/>
+            <w:tcW w:w="3235" w:type="dxa"/>
           </w:tcPr>
           <w:p>
             <w:pPr>
@@ -14400,6 +14524,8 @@
                 <w:rFonts w:eastAsia="Times New Roman"/>
               </w:rPr>
             </w:pPr>
+            <w:proofErr w:type="spellStart"/>
+            <w:proofErr w:type="gramStart"/>
             <w:r>
               <w:rPr>
                 <w:rFonts w:eastAsia="Times New Roman"/>
@@ -14407,6 +14533,8 @@
               </w:rPr>
               <w:t>verifierChevauchementHospitalisation</w:t>
             </w:r>
+            <w:proofErr w:type="spellEnd"/>
+            <w:proofErr w:type="gramEnd"/>
           </w:p>
         </w:tc>
         <w:tc>
@@ -14449,7 +14577,7 @@
         </w:tc>
         <w:tc>
           <w:tcPr>
-            <w:tcW w:w="2063" w:type="dxa"/>
+            <w:tcW w:w="2977" w:type="dxa"/>
             <w:hideMark/>
           </w:tcPr>
           <w:p>
@@ -14468,7 +14596,7 @@
         </w:tc>
         <w:tc>
           <w:tcPr>
-            <w:tcW w:w="4149" w:type="dxa"/>
+            <w:tcW w:w="3235" w:type="dxa"/>
           </w:tcPr>
           <w:p>
             <w:pPr>
@@ -14506,12 +14634,17 @@
                 <w:rFonts w:eastAsia="Times New Roman"/>
               </w:rPr>
             </w:pPr>
-            <w:r>
-              <w:rPr>
-                <w:rFonts w:eastAsia="Times New Roman"/>
+            <w:proofErr w:type="spellStart"/>
+            <w:proofErr w:type="gramStart"/>
+            <w:r>
+              <w:rPr>
+                <w:rFonts w:eastAsia="Times New Roman"/>
+                <w:highlight w:val="red"/>
               </w:rPr>
               <w:t>verifierIncoherenceDatePrescriptionMed</w:t>
             </w:r>
+            <w:proofErr w:type="spellEnd"/>
+            <w:proofErr w:type="gramEnd"/>
           </w:p>
         </w:tc>
         <w:tc>
@@ -14566,7 +14699,7 @@
         </w:tc>
         <w:tc>
           <w:tcPr>
-            <w:tcW w:w="2063" w:type="dxa"/>
+            <w:tcW w:w="2977" w:type="dxa"/>
             <w:hideMark/>
           </w:tcPr>
           <w:p>
@@ -14585,7 +14718,7 @@
         </w:tc>
         <w:tc>
           <w:tcPr>
-            <w:tcW w:w="4149" w:type="dxa"/>
+            <w:tcW w:w="3235" w:type="dxa"/>
           </w:tcPr>
           <w:p>
             <w:pPr>
@@ -14645,12 +14778,17 @@
                 <w:rFonts w:eastAsia="Times New Roman"/>
               </w:rPr>
             </w:pPr>
-            <w:r>
-              <w:rPr>
-                <w:rFonts w:eastAsia="Times New Roman"/>
+            <w:proofErr w:type="spellStart"/>
+            <w:proofErr w:type="gramStart"/>
+            <w:r>
+              <w:rPr>
+                <w:rFonts w:eastAsia="Times New Roman"/>
+                <w:highlight w:val="red"/>
               </w:rPr>
               <w:t>verifierIncoherenceDatePrescriptionExam</w:t>
             </w:r>
+            <w:proofErr w:type="spellEnd"/>
+            <w:proofErr w:type="gramEnd"/>
           </w:p>
         </w:tc>
         <w:tc>
@@ -14720,7 +14858,7 @@
         </w:tc>
         <w:tc>
           <w:tcPr>
-            <w:tcW w:w="2063" w:type="dxa"/>
+            <w:tcW w:w="2977" w:type="dxa"/>
             <w:hideMark/>
           </w:tcPr>
           <w:p>
@@ -14739,7 +14877,7 @@
         </w:tc>
         <w:tc>
           <w:tcPr>
-            <w:tcW w:w="4149" w:type="dxa"/>
+            <w:tcW w:w="3235" w:type="dxa"/>
           </w:tcPr>
           <w:p>
             <w:pPr>
@@ -14825,13 +14963,18 @@
                 <w:rFonts w:eastAsia="Times New Roman"/>
               </w:rPr>
             </w:pPr>
-            <w:r>
-              <w:rPr>
-                <w:rFonts w:eastAsia="Times New Roman"/>
+            <w:proofErr w:type="spellStart"/>
+            <w:proofErr w:type="gramStart"/>
+            <w:r>
+              <w:rPr>
+                <w:rFonts w:eastAsia="Times New Roman"/>
+                <w:highlight w:val="red"/>
               </w:rPr>
               <w:lastRenderedPageBreak/>
               <w:t>verifierIncoherenceAntibiotique</w:t>
             </w:r>
+            <w:proofErr w:type="spellEnd"/>
+            <w:proofErr w:type="gramEnd"/>
           </w:p>
         </w:tc>
         <w:tc>
@@ -14886,7 +15029,7 @@
         </w:tc>
         <w:tc>
           <w:tcPr>
-            <w:tcW w:w="2063" w:type="dxa"/>
+            <w:tcW w:w="2977" w:type="dxa"/>
             <w:hideMark/>
           </w:tcPr>
           <w:p>
@@ -14905,7 +15048,7 @@
         </w:tc>
         <w:tc>
           <w:tcPr>
-            <w:tcW w:w="4149" w:type="dxa"/>
+            <w:tcW w:w="3235" w:type="dxa"/>
           </w:tcPr>
           <w:p>
             <w:pPr>
@@ -14975,6 +15118,8 @@
                 <w:rFonts w:eastAsia="Times New Roman"/>
               </w:rPr>
             </w:pPr>
+            <w:proofErr w:type="spellStart"/>
+            <w:proofErr w:type="gramStart"/>
             <w:r>
               <w:rPr>
                 <w:rFonts w:eastAsia="Times New Roman"/>
@@ -14982,6 +15127,8 @@
               </w:rPr>
               <w:t>verifierChevauchementHospitalisation</w:t>
             </w:r>
+            <w:proofErr w:type="spellEnd"/>
+            <w:proofErr w:type="gramEnd"/>
           </w:p>
         </w:tc>
         <w:tc>
@@ -15034,7 +15181,7 @@
         </w:tc>
         <w:tc>
           <w:tcPr>
-            <w:tcW w:w="2063" w:type="dxa"/>
+            <w:tcW w:w="2977" w:type="dxa"/>
           </w:tcPr>
           <w:p>
             <w:pPr>
@@ -15046,7 +15193,7 @@
         </w:tc>
         <w:tc>
           <w:tcPr>
-            <w:tcW w:w="4149" w:type="dxa"/>
+            <w:tcW w:w="3235" w:type="dxa"/>
           </w:tcPr>
           <w:p>
             <w:pPr>
